--- a/ABNT_TCCInterWay (5).docx
+++ b/ABNT_TCCInterWay (5).docx
@@ -474,8 +474,10 @@
         <w:rPr>
           <w:rFonts w:asciiTheme="minorHAnsi" w:eastAsiaTheme="minorEastAsia" w:hAnsiTheme="minorHAnsi"/>
           <w:noProof/>
-          <w:sz w:val="22"/>
+          <w:kern w:val="2"/>
+          <w:szCs w:val="24"/>
           <w:lang w:eastAsia="pt-BR"/>
+          <w14:ligatures w14:val="standardContextual"/>
         </w:rPr>
       </w:pPr>
       <w:r>
@@ -487,7 +489,7 @@
       <w:r>
         <w:fldChar w:fldCharType="separate"/>
       </w:r>
-      <w:hyperlink w:anchor="_Toc232412742" w:history="1">
+      <w:hyperlink w:anchor="_Toc237855942" w:history="1">
         <w:r>
           <w:rPr>
             <w:rStyle w:val="Hyperlink"/>
@@ -514,7 +516,7 @@
             <w:noProof/>
             <w:webHidden/>
           </w:rPr>
-          <w:instrText xml:space="preserve"> PAGEREF _Toc232412742 \h </w:instrText>
+          <w:instrText xml:space="preserve"> PAGEREF _Toc237855942 \h </w:instrText>
         </w:r>
         <w:r>
           <w:rPr>
@@ -534,7 +536,7 @@
             <w:noProof/>
             <w:webHidden/>
           </w:rPr>
-          <w:t>9</w:t>
+          <w:t>11</w:t>
         </w:r>
         <w:r>
           <w:rPr>
@@ -554,11 +556,13 @@
         <w:rPr>
           <w:rFonts w:asciiTheme="minorHAnsi" w:eastAsiaTheme="minorEastAsia" w:hAnsiTheme="minorHAnsi"/>
           <w:noProof/>
-          <w:sz w:val="22"/>
+          <w:kern w:val="2"/>
+          <w:szCs w:val="24"/>
           <w:lang w:eastAsia="pt-BR"/>
-        </w:rPr>
-      </w:pPr>
-      <w:hyperlink w:anchor="_Toc232412743" w:history="1">
+          <w14:ligatures w14:val="standardContextual"/>
+        </w:rPr>
+      </w:pPr>
+      <w:hyperlink w:anchor="_Toc237855943" w:history="1">
         <w:r>
           <w:rPr>
             <w:rStyle w:val="Hyperlink"/>
@@ -585,7 +589,7 @@
             <w:noProof/>
             <w:webHidden/>
           </w:rPr>
-          <w:instrText xml:space="preserve"> PAGEREF _Toc232412743 \h </w:instrText>
+          <w:instrText xml:space="preserve"> PAGEREF _Toc237855943 \h </w:instrText>
         </w:r>
         <w:r>
           <w:rPr>
@@ -605,7 +609,7 @@
             <w:noProof/>
             <w:webHidden/>
           </w:rPr>
-          <w:t>13</w:t>
+          <w:t>25</w:t>
         </w:r>
         <w:r>
           <w:rPr>
@@ -708,7 +712,7 @@
             <w:noProof/>
             <w:webHidden/>
           </w:rPr>
-          <w:t>10</w:t>
+          <w:t>12</w:t>
         </w:r>
         <w:r>
           <w:rPr>
@@ -748,7 +752,12 @@
           <w:tab w:val="right" w:leader="dot" w:pos="9061"/>
         </w:tabs>
         <w:rPr>
-          <w:noProof/>
+          <w:rFonts w:asciiTheme="minorHAnsi" w:eastAsiaTheme="minorEastAsia" w:hAnsiTheme="minorHAnsi"/>
+          <w:noProof/>
+          <w:kern w:val="2"/>
+          <w:szCs w:val="24"/>
+          <w:lang w:eastAsia="pt-BR"/>
+          <w14:ligatures w14:val="standardContextual"/>
         </w:rPr>
       </w:pPr>
       <w:r>
@@ -760,13 +769,13 @@
       <w:r>
         <w:fldChar w:fldCharType="separate"/>
       </w:r>
-      <w:hyperlink w:anchor="_Toc226613243" w:history="1">
+      <w:hyperlink w:anchor="_Toc237850286" w:history="1">
         <w:r>
           <w:rPr>
             <w:rStyle w:val="Hyperlink"/>
             <w:noProof/>
           </w:rPr>
-          <w:t>Grafico 1: Idade dos Entrevistados</w:t>
+          <w:t>Gráfico 1: Idade dos Entrevistados</w:t>
         </w:r>
         <w:r>
           <w:rPr>
@@ -787,7 +796,7 @@
             <w:noProof/>
             <w:webHidden/>
           </w:rPr>
-          <w:instrText xml:space="preserve"> PAGEREF _Toc226613243 \h </w:instrText>
+          <w:instrText xml:space="preserve"> PAGEREF _Toc237850286 \h </w:instrText>
         </w:r>
         <w:r>
           <w:rPr>
@@ -807,7 +816,7 @@
             <w:noProof/>
             <w:webHidden/>
           </w:rPr>
-          <w:t>12</w:t>
+          <w:t>14</w:t>
         </w:r>
         <w:r>
           <w:rPr>
@@ -817,46 +826,6 @@
           <w:fldChar w:fldCharType="end"/>
         </w:r>
       </w:hyperlink>
-    </w:p>
-    <w:p>
-      <w:pPr>
-        <w:rPr>
-          <w:noProof/>
-        </w:rPr>
-      </w:pPr>
-      <w:r>
-        <w:rPr>
-          <w:noProof/>
-        </w:rPr>
-        <w:t>Grafico</w:t>
-      </w:r>
-      <w:r>
-        <w:rPr>
-          <w:noProof/>
-        </w:rPr>
-        <w:t>2: Aspectos importantes em uma plataforma de intercâmbio..............12</w:t>
-      </w:r>
-    </w:p>
-    <w:p>
-      <w:pPr>
-        <w:pStyle w:val="SemEspaamento"/>
-      </w:pPr>
-      <w:r>
-        <w:fldChar w:fldCharType="end"/>
-      </w:r>
-    </w:p>
-    <w:p>
-      <w:pPr>
-        <w:pStyle w:val="SemEspaamento"/>
-      </w:pPr>
-      <w:r>
-        <w:t>TABELAS</w:t>
-      </w:r>
-    </w:p>
-    <w:p>
-      <w:pPr>
-        <w:pStyle w:val="SemEspaamento"/>
-      </w:pPr>
     </w:p>
     <w:p>
       <w:pPr>
@@ -867,130 +836,226 @@
         <w:rPr>
           <w:rFonts w:asciiTheme="minorHAnsi" w:eastAsiaTheme="minorEastAsia" w:hAnsiTheme="minorHAnsi"/>
           <w:noProof/>
-          <w:sz w:val="22"/>
-          <w:lang w:eastAsia="pt-BR"/>
-        </w:rPr>
-      </w:pPr>
-      <w:r>
-        <w:fldChar w:fldCharType="begin"/>
-      </w:r>
-      <w:r>
-        <w:instrText xml:space="preserve"> TOC \h \z \c "Tabela" </w:instrText>
-      </w:r>
-      <w:r>
-        <w:fldChar w:fldCharType="separate"/>
-      </w:r>
-      <w:hyperlink w:anchor="_Toc226613252" w:history="1">
-        <w:r>
-          <w:rPr>
-            <w:rStyle w:val="Hyperlink"/>
-            <w:noProof/>
-          </w:rPr>
-          <w:t>Tabela 1: Pacotes</w:t>
-        </w:r>
-        <w:r>
-          <w:rPr>
-            <w:noProof/>
-            <w:webHidden/>
-          </w:rPr>
-          <w:tab/>
-        </w:r>
-        <w:r>
-          <w:rPr>
-            <w:noProof/>
-            <w:webHidden/>
-          </w:rPr>
-          <w:fldChar w:fldCharType="begin"/>
-        </w:r>
-        <w:r>
-          <w:rPr>
-            <w:noProof/>
-            <w:webHidden/>
-          </w:rPr>
-          <w:instrText xml:space="preserve"> PAGEREF _Toc226613252 \h </w:instrText>
-        </w:r>
-        <w:r>
-          <w:rPr>
-            <w:noProof/>
-            <w:webHidden/>
-          </w:rPr>
-        </w:r>
-        <w:r>
-          <w:rPr>
-            <w:noProof/>
-            <w:webHidden/>
-          </w:rPr>
-          <w:fldChar w:fldCharType="separate"/>
-        </w:r>
-        <w:r>
-          <w:rPr>
-            <w:noProof/>
-            <w:webHidden/>
-          </w:rPr>
-          <w:t>16</w:t>
-        </w:r>
-        <w:r>
-          <w:rPr>
-            <w:noProof/>
-            <w:webHidden/>
-          </w:rPr>
-          <w:fldChar w:fldCharType="end"/>
-        </w:r>
-      </w:hyperlink>
-    </w:p>
-    <w:p>
-      <w:pPr>
-        <w:pStyle w:val="SemEspaamento"/>
-      </w:pPr>
-      <w:r>
-        <w:fldChar w:fldCharType="end"/>
-      </w:r>
-    </w:p>
-    <w:p>
-      <w:pPr>
-        <w:rPr>
-          <w:sz w:val="28"/>
-        </w:rPr>
-      </w:pPr>
-      <w:r>
-        <w:br w:type="page"/>
-      </w:r>
-    </w:p>
-    <w:p>
-      <w:pPr>
-        <w:pStyle w:val="SemEspaamento"/>
-      </w:pPr>
-    </w:p>
-    <w:p>
-      <w:pPr>
-        <w:pStyle w:val="SemEspaamento"/>
-      </w:pPr>
-      <w:r>
-        <w:t>SUMÁRIO</w:t>
-      </w:r>
-    </w:p>
-    <w:p>
-      <w:pPr>
-        <w:pStyle w:val="Sumrio1"/>
-        <w:rPr>
-          <w:rFonts w:asciiTheme="minorHAnsi" w:eastAsiaTheme="minorEastAsia" w:hAnsiTheme="minorHAnsi"/>
-          <w:noProof/>
           <w:kern w:val="2"/>
           <w:szCs w:val="24"/>
           <w:lang w:eastAsia="pt-BR"/>
           <w14:ligatures w14:val="standardContextual"/>
         </w:rPr>
       </w:pPr>
+      <w:hyperlink w:anchor="_Toc237850287" w:history="1">
+        <w:r>
+          <w:rPr>
+            <w:rStyle w:val="Hyperlink"/>
+            <w:noProof/>
+          </w:rPr>
+          <w:t>Gráfico 2: Aspectos importantes em uma plataforma de intercâmbio</w:t>
+        </w:r>
+        <w:r>
+          <w:rPr>
+            <w:noProof/>
+            <w:webHidden/>
+          </w:rPr>
+          <w:tab/>
+        </w:r>
+        <w:r>
+          <w:rPr>
+            <w:noProof/>
+            <w:webHidden/>
+          </w:rPr>
+          <w:fldChar w:fldCharType="begin"/>
+        </w:r>
+        <w:r>
+          <w:rPr>
+            <w:noProof/>
+            <w:webHidden/>
+          </w:rPr>
+          <w:instrText xml:space="preserve"> PAGEREF _Toc237850287 \h </w:instrText>
+        </w:r>
+        <w:r>
+          <w:rPr>
+            <w:noProof/>
+            <w:webHidden/>
+          </w:rPr>
+        </w:r>
+        <w:r>
+          <w:rPr>
+            <w:noProof/>
+            <w:webHidden/>
+          </w:rPr>
+          <w:fldChar w:fldCharType="separate"/>
+        </w:r>
+        <w:r>
+          <w:rPr>
+            <w:noProof/>
+            <w:webHidden/>
+          </w:rPr>
+          <w:t>15</w:t>
+        </w:r>
+        <w:r>
+          <w:rPr>
+            <w:noProof/>
+            <w:webHidden/>
+          </w:rPr>
+          <w:fldChar w:fldCharType="end"/>
+        </w:r>
+      </w:hyperlink>
+    </w:p>
+    <w:p>
+      <w:pPr>
+        <w:pStyle w:val="SemEspaamento"/>
+      </w:pPr>
+      <w:r>
+        <w:fldChar w:fldCharType="end"/>
+      </w:r>
+    </w:p>
+    <w:p>
+      <w:pPr>
+        <w:pStyle w:val="SemEspaamento"/>
+      </w:pPr>
+      <w:r>
+        <w:t>TABELAS</w:t>
+      </w:r>
+    </w:p>
+    <w:p>
+      <w:pPr>
+        <w:pStyle w:val="SemEspaamento"/>
+      </w:pPr>
+    </w:p>
+    <w:p>
+      <w:pPr>
+        <w:pStyle w:val="ndicedeilustraes"/>
+        <w:tabs>
+          <w:tab w:val="right" w:leader="dot" w:pos="9061"/>
+        </w:tabs>
+        <w:rPr>
+          <w:rFonts w:asciiTheme="minorHAnsi" w:eastAsiaTheme="minorEastAsia" w:hAnsiTheme="minorHAnsi"/>
+          <w:noProof/>
+          <w:kern w:val="2"/>
+          <w:szCs w:val="24"/>
+          <w:lang w:eastAsia="pt-BR"/>
+          <w14:ligatures w14:val="standardContextual"/>
+        </w:rPr>
+      </w:pPr>
       <w:r>
         <w:fldChar w:fldCharType="begin"/>
       </w:r>
       <w:r>
+        <w:instrText xml:space="preserve"> TOC \h \z \c "Tabela" </w:instrText>
+      </w:r>
+      <w:r>
+        <w:fldChar w:fldCharType="separate"/>
+      </w:r>
+      <w:hyperlink w:anchor="_Toc237855946" w:history="1">
+        <w:r>
+          <w:rPr>
+            <w:rStyle w:val="Hyperlink"/>
+            <w:noProof/>
+          </w:rPr>
+          <w:t>Tabela 1: Pacotes</w:t>
+        </w:r>
+        <w:r>
+          <w:rPr>
+            <w:noProof/>
+            <w:webHidden/>
+          </w:rPr>
+          <w:tab/>
+        </w:r>
+        <w:r>
+          <w:rPr>
+            <w:noProof/>
+            <w:webHidden/>
+          </w:rPr>
+          <w:fldChar w:fldCharType="begin"/>
+        </w:r>
+        <w:r>
+          <w:rPr>
+            <w:noProof/>
+            <w:webHidden/>
+          </w:rPr>
+          <w:instrText xml:space="preserve"> PAGEREF _Toc237855946 \h </w:instrText>
+        </w:r>
+        <w:r>
+          <w:rPr>
+            <w:noProof/>
+            <w:webHidden/>
+          </w:rPr>
+        </w:r>
+        <w:r>
+          <w:rPr>
+            <w:noProof/>
+            <w:webHidden/>
+          </w:rPr>
+          <w:fldChar w:fldCharType="separate"/>
+        </w:r>
+        <w:r>
+          <w:rPr>
+            <w:noProof/>
+            <w:webHidden/>
+          </w:rPr>
+          <w:t>31</w:t>
+        </w:r>
+        <w:r>
+          <w:rPr>
+            <w:noProof/>
+            <w:webHidden/>
+          </w:rPr>
+          <w:fldChar w:fldCharType="end"/>
+        </w:r>
+      </w:hyperlink>
+    </w:p>
+    <w:p>
+      <w:pPr>
+        <w:pStyle w:val="SemEspaamento"/>
+      </w:pPr>
+      <w:r>
+        <w:fldChar w:fldCharType="end"/>
+      </w:r>
+    </w:p>
+    <w:p>
+      <w:pPr>
+        <w:rPr>
+          <w:sz w:val="28"/>
+        </w:rPr>
+      </w:pPr>
+      <w:r>
+        <w:br w:type="page"/>
+      </w:r>
+    </w:p>
+    <w:p>
+      <w:pPr>
+        <w:pStyle w:val="SemEspaamento"/>
+      </w:pPr>
+    </w:p>
+    <w:p>
+      <w:pPr>
+        <w:pStyle w:val="SemEspaamento"/>
+      </w:pPr>
+      <w:r>
+        <w:t>SUMÁRIO</w:t>
+      </w:r>
+    </w:p>
+    <w:p>
+      <w:pPr>
+        <w:pStyle w:val="Sumrio1"/>
+        <w:rPr>
+          <w:rFonts w:asciiTheme="minorHAnsi" w:eastAsiaTheme="minorEastAsia" w:hAnsiTheme="minorHAnsi"/>
+          <w:noProof/>
+          <w:kern w:val="2"/>
+          <w:szCs w:val="24"/>
+          <w:lang w:eastAsia="pt-BR"/>
+          <w14:ligatures w14:val="standardContextual"/>
+        </w:rPr>
+      </w:pPr>
+      <w:r>
+        <w:fldChar w:fldCharType="begin"/>
+      </w:r>
+      <w:r>
         <w:instrText>TOC \o "1-5" \z \u \h</w:instrText>
       </w:r>
       <w:r>
         <w:fldChar w:fldCharType="separate"/>
       </w:r>
-      <w:hyperlink w:anchor="_Toc237602136" w:history="1">
+      <w:hyperlink w:anchor="_Toc237855961" w:history="1">
         <w:r>
           <w:rPr>
             <w:rStyle w:val="Hyperlink"/>
@@ -1035,7 +1100,7 @@
             <w:noProof/>
             <w:webHidden/>
           </w:rPr>
-          <w:instrText xml:space="preserve"> PAGEREF _Toc237602136 \h </w:instrText>
+          <w:instrText xml:space="preserve"> PAGEREF _Toc237855961 \h </w:instrText>
         </w:r>
         <w:r>
           <w:rPr>
@@ -1078,7 +1143,7 @@
           <w14:ligatures w14:val="standardContextual"/>
         </w:rPr>
       </w:pPr>
-      <w:hyperlink w:anchor="_Toc237602137" w:history="1">
+      <w:hyperlink w:anchor="_Toc237855962" w:history="1">
         <w:r>
           <w:rPr>
             <w:rStyle w:val="Hyperlink"/>
@@ -1123,7 +1188,7 @@
             <w:noProof/>
             <w:webHidden/>
           </w:rPr>
-          <w:instrText xml:space="preserve"> PAGEREF _Toc237602137 \h </w:instrText>
+          <w:instrText xml:space="preserve"> PAGEREF _Toc237855962 \h </w:instrText>
         </w:r>
         <w:r>
           <w:rPr>
@@ -1166,7 +1231,7 @@
           <w14:ligatures w14:val="standardContextual"/>
         </w:rPr>
       </w:pPr>
-      <w:hyperlink w:anchor="_Toc237602138" w:history="1">
+      <w:hyperlink w:anchor="_Toc237855963" w:history="1">
         <w:r>
           <w:rPr>
             <w:rStyle w:val="Hyperlink"/>
@@ -1211,7 +1276,7 @@
             <w:noProof/>
             <w:webHidden/>
           </w:rPr>
-          <w:instrText xml:space="preserve"> PAGEREF _Toc237602138 \h </w:instrText>
+          <w:instrText xml:space="preserve"> PAGEREF _Toc237855963 \h </w:instrText>
         </w:r>
         <w:r>
           <w:rPr>
@@ -1254,7 +1319,7 @@
           <w14:ligatures w14:val="standardContextual"/>
         </w:rPr>
       </w:pPr>
-      <w:hyperlink w:anchor="_Toc237602139" w:history="1">
+      <w:hyperlink w:anchor="_Toc237855964" w:history="1">
         <w:r>
           <w:rPr>
             <w:rStyle w:val="Hyperlink"/>
@@ -1299,7 +1364,7 @@
             <w:noProof/>
             <w:webHidden/>
           </w:rPr>
-          <w:instrText xml:space="preserve"> PAGEREF _Toc237602139 \h </w:instrText>
+          <w:instrText xml:space="preserve"> PAGEREF _Toc237855964 \h </w:instrText>
         </w:r>
         <w:r>
           <w:rPr>
@@ -1342,7 +1407,7 @@
           <w14:ligatures w14:val="standardContextual"/>
         </w:rPr>
       </w:pPr>
-      <w:hyperlink w:anchor="_Toc237602140" w:history="1">
+      <w:hyperlink w:anchor="_Toc237855965" w:history="1">
         <w:r>
           <w:rPr>
             <w:rStyle w:val="Hyperlink"/>
@@ -1387,7 +1452,7 @@
             <w:noProof/>
             <w:webHidden/>
           </w:rPr>
-          <w:instrText xml:space="preserve"> PAGEREF _Toc237602140 \h </w:instrText>
+          <w:instrText xml:space="preserve"> PAGEREF _Toc237855965 \h </w:instrText>
         </w:r>
         <w:r>
           <w:rPr>
@@ -1430,7 +1495,7 @@
           <w14:ligatures w14:val="standardContextual"/>
         </w:rPr>
       </w:pPr>
-      <w:hyperlink w:anchor="_Toc237602141" w:history="1">
+      <w:hyperlink w:anchor="_Toc237855966" w:history="1">
         <w:r>
           <w:rPr>
             <w:rStyle w:val="Hyperlink"/>
@@ -1475,7 +1540,7 @@
             <w:noProof/>
             <w:webHidden/>
           </w:rPr>
-          <w:instrText xml:space="preserve"> PAGEREF _Toc237602141 \h </w:instrText>
+          <w:instrText xml:space="preserve"> PAGEREF _Toc237855966 \h </w:instrText>
         </w:r>
         <w:r>
           <w:rPr>
@@ -1518,7 +1583,7 @@
           <w14:ligatures w14:val="standardContextual"/>
         </w:rPr>
       </w:pPr>
-      <w:hyperlink w:anchor="_Toc237602142" w:history="1">
+      <w:hyperlink w:anchor="_Toc237855967" w:history="1">
         <w:r>
           <w:rPr>
             <w:rStyle w:val="Hyperlink"/>
@@ -1563,7 +1628,7 @@
             <w:noProof/>
             <w:webHidden/>
           </w:rPr>
-          <w:instrText xml:space="preserve"> PAGEREF _Toc237602142 \h </w:instrText>
+          <w:instrText xml:space="preserve"> PAGEREF _Toc237855967 \h </w:instrText>
         </w:r>
         <w:r>
           <w:rPr>
@@ -1606,7 +1671,7 @@
           <w14:ligatures w14:val="standardContextual"/>
         </w:rPr>
       </w:pPr>
-      <w:hyperlink w:anchor="_Toc237602143" w:history="1">
+      <w:hyperlink w:anchor="_Toc237855968" w:history="1">
         <w:r>
           <w:rPr>
             <w:rStyle w:val="Hyperlink"/>
@@ -1651,7 +1716,7 @@
             <w:noProof/>
             <w:webHidden/>
           </w:rPr>
-          <w:instrText xml:space="preserve"> PAGEREF _Toc237602143 \h </w:instrText>
+          <w:instrText xml:space="preserve"> PAGEREF _Toc237855968 \h </w:instrText>
         </w:r>
         <w:r>
           <w:rPr>
@@ -1671,7 +1736,7 @@
             <w:noProof/>
             <w:webHidden/>
           </w:rPr>
-          <w:t>5</w:t>
+          <w:t>6</w:t>
         </w:r>
         <w:r>
           <w:rPr>
@@ -1694,7 +1759,7 @@
           <w14:ligatures w14:val="standardContextual"/>
         </w:rPr>
       </w:pPr>
-      <w:hyperlink w:anchor="_Toc237602144" w:history="1">
+      <w:hyperlink w:anchor="_Toc237855969" w:history="1">
         <w:r>
           <w:rPr>
             <w:rStyle w:val="Hyperlink"/>
@@ -1739,7 +1804,7 @@
             <w:noProof/>
             <w:webHidden/>
           </w:rPr>
-          <w:instrText xml:space="preserve"> PAGEREF _Toc237602144 \h </w:instrText>
+          <w:instrText xml:space="preserve"> PAGEREF _Toc237855969 \h </w:instrText>
         </w:r>
         <w:r>
           <w:rPr>
@@ -1759,7 +1824,7 @@
             <w:noProof/>
             <w:webHidden/>
           </w:rPr>
-          <w:t>6</w:t>
+          <w:t>7</w:t>
         </w:r>
         <w:r>
           <w:rPr>
@@ -1782,7 +1847,7 @@
           <w14:ligatures w14:val="standardContextual"/>
         </w:rPr>
       </w:pPr>
-      <w:hyperlink w:anchor="_Toc237602145" w:history="1">
+      <w:hyperlink w:anchor="_Toc237855970" w:history="1">
         <w:r>
           <w:rPr>
             <w:rStyle w:val="Hyperlink"/>
@@ -1827,7 +1892,7 @@
             <w:noProof/>
             <w:webHidden/>
           </w:rPr>
-          <w:instrText xml:space="preserve"> PAGEREF _Toc237602145 \h </w:instrText>
+          <w:instrText xml:space="preserve"> PAGEREF _Toc237855970 \h </w:instrText>
         </w:r>
         <w:r>
           <w:rPr>
@@ -1847,7 +1912,7 @@
             <w:noProof/>
             <w:webHidden/>
           </w:rPr>
-          <w:t>6</w:t>
+          <w:t>7</w:t>
         </w:r>
         <w:r>
           <w:rPr>
@@ -1870,7 +1935,7 @@
           <w14:ligatures w14:val="standardContextual"/>
         </w:rPr>
       </w:pPr>
-      <w:hyperlink w:anchor="_Toc237602146" w:history="1">
+      <w:hyperlink w:anchor="_Toc237855971" w:history="1">
         <w:r>
           <w:rPr>
             <w:rStyle w:val="Hyperlink"/>
@@ -1915,7 +1980,7 @@
             <w:noProof/>
             <w:webHidden/>
           </w:rPr>
-          <w:instrText xml:space="preserve"> PAGEREF _Toc237602146 \h </w:instrText>
+          <w:instrText xml:space="preserve"> PAGEREF _Toc237855971 \h </w:instrText>
         </w:r>
         <w:r>
           <w:rPr>
@@ -1935,7 +2000,7 @@
             <w:noProof/>
             <w:webHidden/>
           </w:rPr>
-          <w:t>6</w:t>
+          <w:t>7</w:t>
         </w:r>
         <w:r>
           <w:rPr>
@@ -1958,7 +2023,7 @@
           <w14:ligatures w14:val="standardContextual"/>
         </w:rPr>
       </w:pPr>
-      <w:hyperlink w:anchor="_Toc237602147" w:history="1">
+      <w:hyperlink w:anchor="_Toc237855972" w:history="1">
         <w:r>
           <w:rPr>
             <w:rStyle w:val="Hyperlink"/>
@@ -2003,7 +2068,7 @@
             <w:noProof/>
             <w:webHidden/>
           </w:rPr>
-          <w:instrText xml:space="preserve"> PAGEREF _Toc237602147 \h </w:instrText>
+          <w:instrText xml:space="preserve"> PAGEREF _Toc237855972 \h </w:instrText>
         </w:r>
         <w:r>
           <w:rPr>
@@ -2023,7 +2088,7 @@
             <w:noProof/>
             <w:webHidden/>
           </w:rPr>
-          <w:t>8</w:t>
+          <w:t>9</w:t>
         </w:r>
         <w:r>
           <w:rPr>
@@ -2046,7 +2111,7 @@
           <w14:ligatures w14:val="standardContextual"/>
         </w:rPr>
       </w:pPr>
-      <w:hyperlink w:anchor="_Toc237602148" w:history="1">
+      <w:hyperlink w:anchor="_Toc237855973" w:history="1">
         <w:r>
           <w:rPr>
             <w:rStyle w:val="Hyperlink"/>
@@ -2091,7 +2156,7 @@
             <w:noProof/>
             <w:webHidden/>
           </w:rPr>
-          <w:instrText xml:space="preserve"> PAGEREF _Toc237602148 \h </w:instrText>
+          <w:instrText xml:space="preserve"> PAGEREF _Toc237855973 \h </w:instrText>
         </w:r>
         <w:r>
           <w:rPr>
@@ -2111,7 +2176,7 @@
             <w:noProof/>
             <w:webHidden/>
           </w:rPr>
-          <w:t>8</w:t>
+          <w:t>9</w:t>
         </w:r>
         <w:r>
           <w:rPr>
@@ -2134,7 +2199,7 @@
           <w14:ligatures w14:val="standardContextual"/>
         </w:rPr>
       </w:pPr>
-      <w:hyperlink w:anchor="_Toc237602149" w:history="1">
+      <w:hyperlink w:anchor="_Toc237855974" w:history="1">
         <w:r>
           <w:rPr>
             <w:rStyle w:val="Hyperlink"/>
@@ -2179,7 +2244,7 @@
             <w:noProof/>
             <w:webHidden/>
           </w:rPr>
-          <w:instrText xml:space="preserve"> PAGEREF _Toc237602149 \h </w:instrText>
+          <w:instrText xml:space="preserve"> PAGEREF _Toc237855974 \h </w:instrText>
         </w:r>
         <w:r>
           <w:rPr>
@@ -2199,7 +2264,7 @@
             <w:noProof/>
             <w:webHidden/>
           </w:rPr>
-          <w:t>9</w:t>
+          <w:t>10</w:t>
         </w:r>
         <w:r>
           <w:rPr>
@@ -2222,7 +2287,7 @@
           <w14:ligatures w14:val="standardContextual"/>
         </w:rPr>
       </w:pPr>
-      <w:hyperlink w:anchor="_Toc237602150" w:history="1">
+      <w:hyperlink w:anchor="_Toc237855975" w:history="1">
         <w:r>
           <w:rPr>
             <w:rStyle w:val="Hyperlink"/>
@@ -2267,7 +2332,7 @@
             <w:noProof/>
             <w:webHidden/>
           </w:rPr>
-          <w:instrText xml:space="preserve"> PAGEREF _Toc237602150 \h </w:instrText>
+          <w:instrText xml:space="preserve"> PAGEREF _Toc237855975 \h </w:instrText>
         </w:r>
         <w:r>
           <w:rPr>
@@ -2287,7 +2352,7 @@
             <w:noProof/>
             <w:webHidden/>
           </w:rPr>
-          <w:t>9</w:t>
+          <w:t>10</w:t>
         </w:r>
         <w:r>
           <w:rPr>
@@ -2310,7 +2375,7 @@
           <w14:ligatures w14:val="standardContextual"/>
         </w:rPr>
       </w:pPr>
-      <w:hyperlink w:anchor="_Toc237602151" w:history="1">
+      <w:hyperlink w:anchor="_Toc237855976" w:history="1">
         <w:r>
           <w:rPr>
             <w:rStyle w:val="Hyperlink"/>
@@ -2355,7 +2420,7 @@
             <w:noProof/>
             <w:webHidden/>
           </w:rPr>
-          <w:instrText xml:space="preserve"> PAGEREF _Toc237602151 \h </w:instrText>
+          <w:instrText xml:space="preserve"> PAGEREF _Toc237855976 \h </w:instrText>
         </w:r>
         <w:r>
           <w:rPr>
@@ -2375,7 +2440,7 @@
             <w:noProof/>
             <w:webHidden/>
           </w:rPr>
-          <w:t>10</w:t>
+          <w:t>11</w:t>
         </w:r>
         <w:r>
           <w:rPr>
@@ -2398,7 +2463,7 @@
           <w14:ligatures w14:val="standardContextual"/>
         </w:rPr>
       </w:pPr>
-      <w:hyperlink w:anchor="_Toc237602152" w:history="1">
+      <w:hyperlink w:anchor="_Toc237855977" w:history="1">
         <w:r>
           <w:rPr>
             <w:rStyle w:val="Hyperlink"/>
@@ -2443,7 +2508,7 @@
             <w:noProof/>
             <w:webHidden/>
           </w:rPr>
-          <w:instrText xml:space="preserve"> PAGEREF _Toc237602152 \h </w:instrText>
+          <w:instrText xml:space="preserve"> PAGEREF _Toc237855977 \h </w:instrText>
         </w:r>
         <w:r>
           <w:rPr>
@@ -2463,7 +2528,7 @@
             <w:noProof/>
             <w:webHidden/>
           </w:rPr>
-          <w:t>10</w:t>
+          <w:t>11</w:t>
         </w:r>
         <w:r>
           <w:rPr>
@@ -2486,7 +2551,7 @@
           <w14:ligatures w14:val="standardContextual"/>
         </w:rPr>
       </w:pPr>
-      <w:hyperlink w:anchor="_Toc237602153" w:history="1">
+      <w:hyperlink w:anchor="_Toc237855978" w:history="1">
         <w:r>
           <w:rPr>
             <w:rStyle w:val="Hyperlink"/>
@@ -2531,7 +2596,7 @@
             <w:noProof/>
             <w:webHidden/>
           </w:rPr>
-          <w:instrText xml:space="preserve"> PAGEREF _Toc237602153 \h </w:instrText>
+          <w:instrText xml:space="preserve"> PAGEREF _Toc237855978 \h </w:instrText>
         </w:r>
         <w:r>
           <w:rPr>
@@ -2551,7 +2616,7 @@
             <w:noProof/>
             <w:webHidden/>
           </w:rPr>
-          <w:t>12</w:t>
+          <w:t>13</w:t>
         </w:r>
         <w:r>
           <w:rPr>
@@ -2574,7 +2639,7 @@
           <w14:ligatures w14:val="standardContextual"/>
         </w:rPr>
       </w:pPr>
-      <w:hyperlink w:anchor="_Toc237602154" w:history="1">
+      <w:hyperlink w:anchor="_Toc237855979" w:history="1">
         <w:r>
           <w:rPr>
             <w:rStyle w:val="Hyperlink"/>
@@ -2619,7 +2684,7 @@
             <w:noProof/>
             <w:webHidden/>
           </w:rPr>
-          <w:instrText xml:space="preserve"> PAGEREF _Toc237602154 \h </w:instrText>
+          <w:instrText xml:space="preserve"> PAGEREF _Toc237855979 \h </w:instrText>
         </w:r>
         <w:r>
           <w:rPr>
@@ -2639,7 +2704,7 @@
             <w:noProof/>
             <w:webHidden/>
           </w:rPr>
-          <w:t>23</w:t>
+          <w:t>25</w:t>
         </w:r>
         <w:r>
           <w:rPr>
@@ -2662,7 +2727,7 @@
           <w14:ligatures w14:val="standardContextual"/>
         </w:rPr>
       </w:pPr>
-      <w:hyperlink w:anchor="_Toc237602155" w:history="1">
+      <w:hyperlink w:anchor="_Toc237855980" w:history="1">
         <w:r>
           <w:rPr>
             <w:rStyle w:val="Hyperlink"/>
@@ -2707,7 +2772,7 @@
             <w:noProof/>
             <w:webHidden/>
           </w:rPr>
-          <w:instrText xml:space="preserve"> PAGEREF _Toc237602155 \h </w:instrText>
+          <w:instrText xml:space="preserve"> PAGEREF _Toc237855980 \h </w:instrText>
         </w:r>
         <w:r>
           <w:rPr>
@@ -2727,7 +2792,7 @@
             <w:noProof/>
             <w:webHidden/>
           </w:rPr>
-          <w:t>23</w:t>
+          <w:t>25</w:t>
         </w:r>
         <w:r>
           <w:rPr>
@@ -2750,7 +2815,7 @@
           <w14:ligatures w14:val="standardContextual"/>
         </w:rPr>
       </w:pPr>
-      <w:hyperlink w:anchor="_Toc237602156" w:history="1">
+      <w:hyperlink w:anchor="_Toc237855981" w:history="1">
         <w:r>
           <w:rPr>
             <w:rStyle w:val="Hyperlink"/>
@@ -2795,7 +2860,7 @@
             <w:noProof/>
             <w:webHidden/>
           </w:rPr>
-          <w:instrText xml:space="preserve"> PAGEREF _Toc237602156 \h </w:instrText>
+          <w:instrText xml:space="preserve"> PAGEREF _Toc237855981 \h </w:instrText>
         </w:r>
         <w:r>
           <w:rPr>
@@ -2815,7 +2880,7 @@
             <w:noProof/>
             <w:webHidden/>
           </w:rPr>
-          <w:t>25</w:t>
+          <w:t>28</w:t>
         </w:r>
         <w:r>
           <w:rPr>
@@ -2838,7 +2903,7 @@
           <w14:ligatures w14:val="standardContextual"/>
         </w:rPr>
       </w:pPr>
-      <w:hyperlink w:anchor="_Toc237602157" w:history="1">
+      <w:hyperlink w:anchor="_Toc237855982" w:history="1">
         <w:r>
           <w:rPr>
             <w:rStyle w:val="Hyperlink"/>
@@ -2883,7 +2948,7 @@
             <w:noProof/>
             <w:webHidden/>
           </w:rPr>
-          <w:instrText xml:space="preserve"> PAGEREF _Toc237602157 \h </w:instrText>
+          <w:instrText xml:space="preserve"> PAGEREF _Toc237855982 \h </w:instrText>
         </w:r>
         <w:r>
           <w:rPr>
@@ -2903,7 +2968,7 @@
             <w:noProof/>
             <w:webHidden/>
           </w:rPr>
-          <w:t>25</w:t>
+          <w:t>28</w:t>
         </w:r>
         <w:r>
           <w:rPr>
@@ -2916,7 +2981,7 @@
     </w:p>
     <w:p>
       <w:pPr>
-        <w:pStyle w:val="Sumrio1"/>
+        <w:pStyle w:val="Sumrio2"/>
         <w:rPr>
           <w:rFonts w:asciiTheme="minorHAnsi" w:eastAsiaTheme="minorEastAsia" w:hAnsiTheme="minorHAnsi"/>
           <w:noProof/>
@@ -2926,13 +2991,13 @@
           <w14:ligatures w14:val="standardContextual"/>
         </w:rPr>
       </w:pPr>
-      <w:hyperlink w:anchor="_Toc237602158" w:history="1">
+      <w:hyperlink w:anchor="_Toc237855983" w:history="1">
         <w:r>
           <w:rPr>
             <w:rStyle w:val="Hyperlink"/>
             <w:noProof/>
           </w:rPr>
-          <w:t>6</w:t>
+          <w:t>5.2</w:t>
         </w:r>
         <w:r>
           <w:rPr>
@@ -2950,7 +3015,7 @@
             <w:rStyle w:val="Hyperlink"/>
             <w:noProof/>
           </w:rPr>
-          <w:t>ASPECTOS ESTRATÉGICOS</w:t>
+          <w:t>Brainstorm</w:t>
         </w:r>
         <w:r>
           <w:rPr>
@@ -2971,7 +3036,7 @@
             <w:noProof/>
             <w:webHidden/>
           </w:rPr>
-          <w:instrText xml:space="preserve"> PAGEREF _Toc237602158 \h </w:instrText>
+          <w:instrText xml:space="preserve"> PAGEREF _Toc237855983 \h </w:instrText>
         </w:r>
         <w:r>
           <w:rPr>
@@ -2991,7 +3056,7 @@
             <w:noProof/>
             <w:webHidden/>
           </w:rPr>
-          <w:t>26</w:t>
+          <w:t>29</w:t>
         </w:r>
         <w:r>
           <w:rPr>
@@ -3014,13 +3079,13 @@
           <w14:ligatures w14:val="standardContextual"/>
         </w:rPr>
       </w:pPr>
-      <w:hyperlink w:anchor="_Toc237602159" w:history="1">
+      <w:hyperlink w:anchor="_Toc237855984" w:history="1">
         <w:r>
           <w:rPr>
             <w:rStyle w:val="Hyperlink"/>
             <w:noProof/>
           </w:rPr>
-          <w:t>6.1</w:t>
+          <w:t>5.3</w:t>
         </w:r>
         <w:r>
           <w:rPr>
@@ -3038,7 +3103,7 @@
             <w:rStyle w:val="Hyperlink"/>
             <w:noProof/>
           </w:rPr>
-          <w:t>Planejamento Financeiro</w:t>
+          <w:t>Golden Circle</w:t>
         </w:r>
         <w:r>
           <w:rPr>
@@ -3059,7 +3124,7 @@
             <w:noProof/>
             <w:webHidden/>
           </w:rPr>
-          <w:instrText xml:space="preserve"> PAGEREF _Toc237602159 \h </w:instrText>
+          <w:instrText xml:space="preserve"> PAGEREF _Toc237855984 \h </w:instrText>
         </w:r>
         <w:r>
           <w:rPr>
@@ -3079,7 +3144,7 @@
             <w:noProof/>
             <w:webHidden/>
           </w:rPr>
-          <w:t>26</w:t>
+          <w:t>30</w:t>
         </w:r>
         <w:r>
           <w:rPr>
@@ -3102,12 +3167,188 @@
           <w14:ligatures w14:val="standardContextual"/>
         </w:rPr>
       </w:pPr>
-      <w:hyperlink w:anchor="_Toc237602160" w:history="1">
+      <w:hyperlink w:anchor="_Toc237855985" w:history="1">
         <w:r>
           <w:rPr>
             <w:rStyle w:val="Hyperlink"/>
             <w:noProof/>
           </w:rPr>
+          <w:t>6</w:t>
+        </w:r>
+        <w:r>
+          <w:rPr>
+            <w:rFonts w:asciiTheme="minorHAnsi" w:eastAsiaTheme="minorEastAsia" w:hAnsiTheme="minorHAnsi"/>
+            <w:noProof/>
+            <w:kern w:val="2"/>
+            <w:szCs w:val="24"/>
+            <w:lang w:eastAsia="pt-BR"/>
+            <w14:ligatures w14:val="standardContextual"/>
+          </w:rPr>
+          <w:tab/>
+        </w:r>
+        <w:r>
+          <w:rPr>
+            <w:rStyle w:val="Hyperlink"/>
+            <w:noProof/>
+          </w:rPr>
+          <w:t>ASPECTOS ESTRATÉGICOS</w:t>
+        </w:r>
+        <w:r>
+          <w:rPr>
+            <w:noProof/>
+            <w:webHidden/>
+          </w:rPr>
+          <w:tab/>
+        </w:r>
+        <w:r>
+          <w:rPr>
+            <w:noProof/>
+            <w:webHidden/>
+          </w:rPr>
+          <w:fldChar w:fldCharType="begin"/>
+        </w:r>
+        <w:r>
+          <w:rPr>
+            <w:noProof/>
+            <w:webHidden/>
+          </w:rPr>
+          <w:instrText xml:space="preserve"> PAGEREF _Toc237855985 \h </w:instrText>
+        </w:r>
+        <w:r>
+          <w:rPr>
+            <w:noProof/>
+            <w:webHidden/>
+          </w:rPr>
+        </w:r>
+        <w:r>
+          <w:rPr>
+            <w:noProof/>
+            <w:webHidden/>
+          </w:rPr>
+          <w:fldChar w:fldCharType="separate"/>
+        </w:r>
+        <w:r>
+          <w:rPr>
+            <w:noProof/>
+            <w:webHidden/>
+          </w:rPr>
+          <w:t>31</w:t>
+        </w:r>
+        <w:r>
+          <w:rPr>
+            <w:noProof/>
+            <w:webHidden/>
+          </w:rPr>
+          <w:fldChar w:fldCharType="end"/>
+        </w:r>
+      </w:hyperlink>
+    </w:p>
+    <w:p>
+      <w:pPr>
+        <w:pStyle w:val="Sumrio2"/>
+        <w:rPr>
+          <w:rFonts w:asciiTheme="minorHAnsi" w:eastAsiaTheme="minorEastAsia" w:hAnsiTheme="minorHAnsi"/>
+          <w:noProof/>
+          <w:kern w:val="2"/>
+          <w:szCs w:val="24"/>
+          <w:lang w:eastAsia="pt-BR"/>
+          <w14:ligatures w14:val="standardContextual"/>
+        </w:rPr>
+      </w:pPr>
+      <w:hyperlink w:anchor="_Toc237855986" w:history="1">
+        <w:r>
+          <w:rPr>
+            <w:rStyle w:val="Hyperlink"/>
+            <w:noProof/>
+          </w:rPr>
+          <w:t>6.1</w:t>
+        </w:r>
+        <w:r>
+          <w:rPr>
+            <w:rFonts w:asciiTheme="minorHAnsi" w:eastAsiaTheme="minorEastAsia" w:hAnsiTheme="minorHAnsi"/>
+            <w:noProof/>
+            <w:kern w:val="2"/>
+            <w:szCs w:val="24"/>
+            <w:lang w:eastAsia="pt-BR"/>
+            <w14:ligatures w14:val="standardContextual"/>
+          </w:rPr>
+          <w:tab/>
+        </w:r>
+        <w:r>
+          <w:rPr>
+            <w:rStyle w:val="Hyperlink"/>
+            <w:noProof/>
+          </w:rPr>
+          <w:t>Planejamento Financeiro</w:t>
+        </w:r>
+        <w:r>
+          <w:rPr>
+            <w:noProof/>
+            <w:webHidden/>
+          </w:rPr>
+          <w:tab/>
+        </w:r>
+        <w:r>
+          <w:rPr>
+            <w:noProof/>
+            <w:webHidden/>
+          </w:rPr>
+          <w:fldChar w:fldCharType="begin"/>
+        </w:r>
+        <w:r>
+          <w:rPr>
+            <w:noProof/>
+            <w:webHidden/>
+          </w:rPr>
+          <w:instrText xml:space="preserve"> PAGEREF _Toc237855986 \h </w:instrText>
+        </w:r>
+        <w:r>
+          <w:rPr>
+            <w:noProof/>
+            <w:webHidden/>
+          </w:rPr>
+        </w:r>
+        <w:r>
+          <w:rPr>
+            <w:noProof/>
+            <w:webHidden/>
+          </w:rPr>
+          <w:fldChar w:fldCharType="separate"/>
+        </w:r>
+        <w:r>
+          <w:rPr>
+            <w:noProof/>
+            <w:webHidden/>
+          </w:rPr>
+          <w:t>31</w:t>
+        </w:r>
+        <w:r>
+          <w:rPr>
+            <w:noProof/>
+            <w:webHidden/>
+          </w:rPr>
+          <w:fldChar w:fldCharType="end"/>
+        </w:r>
+      </w:hyperlink>
+    </w:p>
+    <w:p>
+      <w:pPr>
+        <w:pStyle w:val="Sumrio1"/>
+        <w:rPr>
+          <w:rFonts w:asciiTheme="minorHAnsi" w:eastAsiaTheme="minorEastAsia" w:hAnsiTheme="minorHAnsi"/>
+          <w:noProof/>
+          <w:kern w:val="2"/>
+          <w:szCs w:val="24"/>
+          <w:lang w:eastAsia="pt-BR"/>
+          <w14:ligatures w14:val="standardContextual"/>
+        </w:rPr>
+      </w:pPr>
+      <w:hyperlink w:anchor="_Toc237855987" w:history="1">
+        <w:r>
+          <w:rPr>
+            <w:rStyle w:val="Hyperlink"/>
+            <w:noProof/>
+          </w:rPr>
           <w:t>REFERÊNCIAS</w:t>
         </w:r>
         <w:r>
@@ -3129,7 +3370,7 @@
             <w:noProof/>
             <w:webHidden/>
           </w:rPr>
-          <w:instrText xml:space="preserve"> PAGEREF _Toc237602160 \h </w:instrText>
+          <w:instrText xml:space="preserve"> PAGEREF _Toc237855987 \h </w:instrText>
         </w:r>
         <w:r>
           <w:rPr>
@@ -3149,7 +3390,7 @@
             <w:noProof/>
             <w:webHidden/>
           </w:rPr>
-          <w:t>27</w:t>
+          <w:t>32</w:t>
         </w:r>
         <w:r>
           <w:rPr>
@@ -3187,7 +3428,7 @@
       <w:pPr>
         <w:pStyle w:val="Ttulo1"/>
       </w:pPr>
-      <w:bookmarkStart w:id="1" w:name="_Toc237602136"/>
+      <w:bookmarkStart w:id="1" w:name="_Toc237855961"/>
       <w:r>
         <w:t>INTRODUÇÃO</w:t>
       </w:r>
@@ -3496,27 +3737,19 @@
           <w:rFonts w:eastAsia="Arial" w:cs="Arial"/>
           <w:noProof/>
         </w:rPr>
-        <w:t xml:space="preserve">, menos preparo e menos apoio, o que os afasta ainda mais de uma  esperiência que poderia transformar não apenas suas trajetórias individuais, mas também contribuir para o desenvolvimento coletivo do país. É nesse cenário de contradições, entre o crescimento global de intercâmbio e a exclusão de </w:t>
+        <w:t>, menos preparo e menos apoio, o que os afasta ainda mais de uma  esperiência que poderia transformar não apenas suas trajetórias individuais, mas também contribuir para o desenvolvimento coletivo do país. É nesse cenário de contradições, entre o crescimento global de intercâmbio e a exclusão de grande parte da juventude brasileira desse processo, que nosso</w:t>
       </w:r>
       <w:r>
         <w:rPr>
           <w:rFonts w:eastAsia="Arial" w:cs="Arial"/>
           <w:noProof/>
         </w:rPr>
-        <w:lastRenderedPageBreak/>
-        <w:t>grande parte da juventude brasileira desse processo, que nosso</w:t>
+        <w:t xml:space="preserve"> trabalho se encaixa. </w:t>
       </w:r>
       <w:r>
         <w:rPr>
           <w:rFonts w:eastAsia="Arial" w:cs="Arial"/>
           <w:noProof/>
-        </w:rPr>
-        <w:t xml:space="preserve"> trabalho se encaixa. </w:t>
-      </w:r>
-      <w:r>
-        <w:rPr>
-          <w:rFonts w:eastAsia="Arial" w:cs="Arial"/>
-          <w:noProof/>
           <w:highlight w:val="yellow"/>
         </w:rPr>
         <w:t>(GOMES, 2020).</w:t>
@@ -3527,7 +3760,7 @@
       <w:pPr>
         <w:pStyle w:val="Ttulo2"/>
       </w:pPr>
-      <w:bookmarkStart w:id="2" w:name="_Toc237602137"/>
+      <w:bookmarkStart w:id="2" w:name="_Toc237855962"/>
       <w:commentRangeStart w:id="3"/>
       <w:r>
         <w:t>Problemática</w:t>
@@ -3605,7 +3838,7 @@
       <w:pPr>
         <w:pStyle w:val="Ttulo2"/>
       </w:pPr>
-      <w:bookmarkStart w:id="4" w:name="_Toc237602138"/>
+      <w:bookmarkStart w:id="4" w:name="_Toc237855963"/>
       <w:r>
         <w:t>Justificativa</w:t>
       </w:r>
@@ -3697,29 +3930,26 @@
         <w:t>.</w:t>
       </w:r>
       <w:r>
-        <w:t xml:space="preserve"> A plataforma também busca centralizar serviços, como orientação, cadastro de usuários, </w:t>
-      </w:r>
+        <w:t xml:space="preserve"> A plataforma também busca centralizar serviços, como orientação, cadastro de usuários, acompanhamento de processos e comunicações entre participante</w:t>
+      </w:r>
+      <w:r>
+        <w:t xml:space="preserve">s e </w:t>
+      </w:r>
+      <w:proofErr w:type="spellStart"/>
+      <w:r>
+        <w:t>ex-intercambistas</w:t>
+      </w:r>
+      <w:proofErr w:type="spellEnd"/>
+      <w:r>
+        <w:t>. Tornando o intercâmbio mais acessível e eficiente</w:t>
+      </w:r>
+      <w:r>
+        <w:t>.</w:t>
+      </w:r>
+    </w:p>
+    <w:p>
       <w:r>
         <w:lastRenderedPageBreak/>
-        <w:t>acompanhamento de processos e comunicações entre participante</w:t>
-      </w:r>
-      <w:r>
-        <w:t xml:space="preserve">s e </w:t>
-      </w:r>
-      <w:proofErr w:type="spellStart"/>
-      <w:r>
-        <w:t>ex-intercambistas</w:t>
-      </w:r>
-      <w:proofErr w:type="spellEnd"/>
-      <w:r>
-        <w:t>. Tornando o intercâmbio mais acessível e eficiente</w:t>
-      </w:r>
-      <w:r>
-        <w:t>.</w:t>
-      </w:r>
-    </w:p>
-    <w:p>
-      <w:r>
         <w:t>Portanto, o projeto apresenta relevância social, educacional e tecnológica, considerando a importância da globalização e da internacionalização na formação acadêmica e profissional dos indivíduos</w:t>
       </w:r>
       <w:r>
@@ -3737,7 +3967,7 @@
       <w:pPr>
         <w:pStyle w:val="Ttulo2"/>
       </w:pPr>
-      <w:bookmarkStart w:id="5" w:name="_Toc237602139"/>
+      <w:bookmarkStart w:id="5" w:name="_Toc237855964"/>
       <w:r>
         <w:t>Objetivos</w:t>
       </w:r>
@@ -3747,7 +3977,7 @@
       <w:pPr>
         <w:pStyle w:val="Ttulo3"/>
       </w:pPr>
-      <w:bookmarkStart w:id="6" w:name="_Toc237602140"/>
+      <w:bookmarkStart w:id="6" w:name="_Toc237855965"/>
       <w:r>
         <w:t>Objetivo Geral</w:t>
       </w:r>
@@ -3770,7 +4000,7 @@
       <w:pPr>
         <w:pStyle w:val="Ttulo3"/>
       </w:pPr>
-      <w:bookmarkStart w:id="7" w:name="_Toc237602141"/>
+      <w:bookmarkStart w:id="7" w:name="_Toc237855966"/>
       <w:r>
         <w:t>Objetivos Específicos</w:t>
       </w:r>
@@ -3929,8 +4159,9 @@
     <w:p>
       <w:pPr>
         <w:pStyle w:val="Ttulo2"/>
-      </w:pPr>
-      <w:bookmarkStart w:id="8" w:name="_Toc237602142"/>
+        <w:spacing w:after="600" w:line="720" w:lineRule="auto"/>
+      </w:pPr>
+      <w:bookmarkStart w:id="8" w:name="_Toc237855967"/>
       <w:r>
         <w:lastRenderedPageBreak/>
         <w:t>Metodologia</w:t>
@@ -3939,6 +4170,8 @@
     </w:p>
     <w:p>
       <w:pPr>
+        <w:spacing w:before="100" w:beforeAutospacing="1" w:after="100" w:afterAutospacing="1"/>
+        <w:ind w:firstLine="708"/>
         <w:rPr>
           <w:noProof/>
         </w:rPr>
@@ -4032,7 +4265,7 @@
         </w:rPr>
         <w:lastRenderedPageBreak/>
         <w:drawing>
-          <wp:anchor distT="0" distB="0" distL="114300" distR="114300" simplePos="0" relativeHeight="251662336" behindDoc="0" locked="0" layoutInCell="1" allowOverlap="1" wp14:anchorId="0DE5DB49" wp14:editId="6FFFD0C0">
+          <wp:anchor distT="0" distB="0" distL="114300" distR="114300" simplePos="0" relativeHeight="251662336" behindDoc="0" locked="0" layoutInCell="1" allowOverlap="1" wp14:anchorId="0DE5DB49" wp14:editId="0D53DF4A">
             <wp:simplePos x="0" y="0"/>
             <wp:positionH relativeFrom="column">
               <wp:posOffset>-3810</wp:posOffset>
@@ -4112,7 +4345,7 @@
       <w:pPr>
         <w:pStyle w:val="Ttulo2"/>
       </w:pPr>
-      <w:bookmarkStart w:id="9" w:name="_Toc237602143"/>
+      <w:bookmarkStart w:id="9" w:name="_Toc237855968"/>
       <w:r>
         <w:t>Resultados Esperados</w:t>
       </w:r>
@@ -4231,7 +4464,7 @@
       <w:pPr>
         <w:pStyle w:val="Ttulo1"/>
       </w:pPr>
-      <w:bookmarkStart w:id="10" w:name="_Toc237602144"/>
+      <w:bookmarkStart w:id="10" w:name="_Toc237855969"/>
       <w:r>
         <w:lastRenderedPageBreak/>
         <w:t>REFERENCIAL TEÓRICO</w:t>
@@ -4281,7 +4514,7 @@
       <w:pPr>
         <w:pStyle w:val="Ttulo2"/>
       </w:pPr>
-      <w:bookmarkStart w:id="11" w:name="_Toc237602145"/>
+      <w:bookmarkStart w:id="11" w:name="_Toc237855970"/>
       <w:r>
         <w:t>Intercâmbio Internacional</w:t>
       </w:r>
@@ -4323,7 +4556,7 @@
       <w:pPr>
         <w:pStyle w:val="Ttulo3"/>
       </w:pPr>
-      <w:bookmarkStart w:id="12" w:name="_Toc237602146"/>
+      <w:bookmarkStart w:id="12" w:name="_Toc237855971"/>
       <w:r>
         <w:t>Tipos de Intercâmbio</w:t>
       </w:r>
@@ -4577,7 +4810,7 @@
       <w:pPr>
         <w:pStyle w:val="Ttulo2"/>
       </w:pPr>
-      <w:bookmarkStart w:id="13" w:name="_Toc237602147"/>
+      <w:bookmarkStart w:id="13" w:name="_Toc237855972"/>
       <w:r>
         <w:lastRenderedPageBreak/>
         <w:t>Planejamento do Intercâmbio</w:t>
@@ -4711,7 +4944,7 @@
       <w:pPr>
         <w:pStyle w:val="Ttulo3"/>
       </w:pPr>
-      <w:bookmarkStart w:id="14" w:name="_Toc237602148"/>
+      <w:bookmarkStart w:id="14" w:name="_Toc237855973"/>
       <w:r>
         <w:t>Transformação Digital do Intercâmbio</w:t>
       </w:r>
@@ -4771,36 +5004,29 @@
           <w:noProof/>
           <w:lang w:val="en-US"/>
         </w:rPr>
-        <w:t xml:space="preserve">Nesse contexto, o Departamento de Ciência, Tecnologia e Inovação Digital – DECTI, coordena iniciativas que apoiam o desenvolvimento científico e tecnológico do Brasil estimulando políticas e programas voltados à transformação digital. A sua atuação ocorre em articulação com setores governamentais, produtivos, científicos </w:t>
+        <w:t>Nesse contexto, o Departamento de Ciência, Tecnologia e Inovação Digital – DECTI, coordena iniciativas que apoiam o desenvolvimento científico e tecnológico do Brasil estimulando políticas e programas voltados à transformação digital. A sua atuação ocorre em articulação com setores governamentais, produtivos, científicos promovendo projetos de interesse nacional em áreas estratégicas como Inteligência Artificial (IA), Internet das Coisas (IoT), Segurança Cibernética</w:t>
       </w:r>
       <w:r>
         <w:rPr>
           <w:noProof/>
           <w:lang w:val="en-US"/>
         </w:rPr>
+        <w:t>, dentre outros.</w:t>
+      </w:r>
+    </w:p>
+    <w:p>
+      <w:pPr>
+        <w:pStyle w:val="Ttulo4"/>
+        <w:rPr>
+          <w:noProof/>
+        </w:rPr>
+      </w:pPr>
+      <w:bookmarkStart w:id="15" w:name="_Toc237855974"/>
+      <w:r>
+        <w:rPr>
+          <w:noProof/>
+        </w:rPr>
         <w:lastRenderedPageBreak/>
-        <w:t>promovendo projetos de interesse nacional em áreas estratégicas como Inteligência Artificial (IA), Internet das Coisas (IoT), Segurança Cibernética</w:t>
-      </w:r>
-      <w:r>
-        <w:rPr>
-          <w:noProof/>
-          <w:lang w:val="en-US"/>
-        </w:rPr>
-        <w:t>, dentre outros.</w:t>
-      </w:r>
-    </w:p>
-    <w:p>
-      <w:pPr>
-        <w:pStyle w:val="Ttulo4"/>
-        <w:rPr>
-          <w:noProof/>
-        </w:rPr>
-      </w:pPr>
-      <w:bookmarkStart w:id="15" w:name="_Toc237602149"/>
-      <w:r>
-        <w:rPr>
-          <w:noProof/>
-        </w:rPr>
         <w:t>Sistemas de Informação</w:t>
       </w:r>
       <w:bookmarkEnd w:id="15"/>
@@ -4825,7 +5051,7 @@
       <w:pPr>
         <w:pStyle w:val="Ttulo5"/>
       </w:pPr>
-      <w:bookmarkStart w:id="16" w:name="_Toc237602150"/>
+      <w:bookmarkStart w:id="16" w:name="_Toc237855975"/>
       <w:r>
         <w:t>Mecanismos de Governança e Transparência</w:t>
       </w:r>
@@ -4854,7 +5080,7 @@
       <w:pPr>
         <w:pStyle w:val="Ttulo1"/>
       </w:pPr>
-      <w:bookmarkStart w:id="17" w:name="_Toc237602151"/>
+      <w:bookmarkStart w:id="17" w:name="_Toc237855976"/>
       <w:r>
         <w:lastRenderedPageBreak/>
         <w:t>IMERSÃO</w:t>
@@ -4865,11 +5091,9 @@
       <w:r>
         <w:t xml:space="preserve">A imersão constitui a primeira etapa do processo, voltada </w:t>
       </w:r>
-      <w:proofErr w:type="spellStart"/>
-      <w:r>
-        <w:t>á</w:t>
-      </w:r>
-      <w:proofErr w:type="spellEnd"/>
+      <w:r>
+        <w:t>à</w:t>
+      </w:r>
       <w:r>
         <w:t xml:space="preserve"> </w:t>
       </w:r>
@@ -4936,7 +5160,7 @@
           <w:noProof/>
         </w:rPr>
       </w:pPr>
-      <w:bookmarkStart w:id="19" w:name="_Toc237602152"/>
+      <w:bookmarkStart w:id="19" w:name="_Toc237855977"/>
       <w:r>
         <w:rPr>
           <w:noProof/>
@@ -4974,7 +5198,7 @@
         <w:pStyle w:val="Legenda"/>
         <w:keepNext/>
       </w:pPr>
-      <w:bookmarkStart w:id="20" w:name="_Toc232412742"/>
+      <w:bookmarkStart w:id="20" w:name="_Toc237855942"/>
       <w:r>
         <w:t xml:space="preserve">Figura </w:t>
       </w:r>
@@ -5008,10 +5232,18 @@
       </w:pPr>
       <w:r>
         <w:drawing>
-          <wp:inline distT="0" distB="0" distL="0" distR="0" wp14:anchorId="0EC6F982" wp14:editId="07777777">
-            <wp:extent cx="2787650" cy="2736114"/>
-            <wp:effectExtent l="0" t="0" r="0" b="7620"/>
-            <wp:docPr id="2" name="Imagem 2" descr="Descubra o que é e como organizar uma Sessão Generativa"/>
+          <wp:anchor distT="0" distB="0" distL="114300" distR="114300" simplePos="0" relativeHeight="251667968" behindDoc="0" locked="0" layoutInCell="1" allowOverlap="1" wp14:anchorId="66312807" wp14:editId="70F2B619">
+            <wp:simplePos x="0" y="0"/>
+            <wp:positionH relativeFrom="margin">
+              <wp:align>center</wp:align>
+            </wp:positionH>
+            <wp:positionV relativeFrom="paragraph">
+              <wp:posOffset>121920</wp:posOffset>
+            </wp:positionV>
+            <wp:extent cx="3657600" cy="5173345"/>
+            <wp:effectExtent l="0" t="0" r="0" b="8255"/>
+            <wp:wrapSquare wrapText="bothSides"/>
+            <wp:docPr id="3" name="Imagem 3"/>
             <wp:cNvGraphicFramePr>
               <a:graphicFrameLocks xmlns:a="http://schemas.openxmlformats.org/drawingml/2006/main" noChangeAspect="1"/>
             </wp:cNvGraphicFramePr>
@@ -5019,41 +5251,40 @@
               <a:graphicData uri="http://schemas.openxmlformats.org/drawingml/2006/picture">
                 <pic:pic xmlns:pic="http://schemas.openxmlformats.org/drawingml/2006/picture">
                   <pic:nvPicPr>
-                    <pic:cNvPr id="0" name="Picture 3" descr="Descubra o que é e como organizar uma Sessão Generativa"/>
-                    <pic:cNvPicPr>
-                      <a:picLocks noChangeAspect="1" noChangeArrowheads="1"/>
-                    </pic:cNvPicPr>
+                    <pic:cNvPr id="3" name="Imagem 3"/>
+                    <pic:cNvPicPr/>
                   </pic:nvPicPr>
                   <pic:blipFill>
-                    <a:blip r:embed="rId14">
+                    <a:blip r:embed="rId14" cstate="print">
                       <a:extLst>
                         <a:ext uri="{28A0092B-C50C-407E-A947-70E740481C1C}">
                           <a14:useLocalDpi xmlns:a14="http://schemas.microsoft.com/office/drawing/2010/main" val="0"/>
                         </a:ext>
                       </a:extLst>
                     </a:blip>
-                    <a:srcRect/>
                     <a:stretch>
                       <a:fillRect/>
                     </a:stretch>
                   </pic:blipFill>
-                  <pic:spPr bwMode="auto">
+                  <pic:spPr>
                     <a:xfrm>
                       <a:off x="0" y="0"/>
-                      <a:ext cx="2813761" cy="2761742"/>
+                      <a:ext cx="3657600" cy="5173345"/>
                     </a:xfrm>
                     <a:prstGeom prst="rect">
                       <a:avLst/>
                     </a:prstGeom>
-                    <a:noFill/>
-                    <a:ln>
-                      <a:noFill/>
-                    </a:ln>
                   </pic:spPr>
                 </pic:pic>
               </a:graphicData>
             </a:graphic>
-          </wp:inline>
+            <wp14:sizeRelH relativeFrom="margin">
+              <wp14:pctWidth>0</wp14:pctWidth>
+            </wp14:sizeRelH>
+            <wp14:sizeRelV relativeFrom="margin">
+              <wp14:pctHeight>0</wp14:pctHeight>
+            </wp14:sizeRelV>
+          </wp:anchor>
         </w:drawing>
       </w:r>
     </w:p>
@@ -5062,15 +5293,60 @@
         <w:pStyle w:val="ImagenseFontes"/>
         <w:ind w:firstLine="0"/>
       </w:pPr>
-      <w:r>
-        <w:t xml:space="preserve">Fonte: </w:t>
-      </w:r>
-      <w:r>
-        <w:t>MJV Innovation</w:t>
-      </w:r>
-      <w:r>
-        <w:t>, 2015</w:t>
-      </w:r>
+    </w:p>
+    <w:p>
+      <w:pPr>
+        <w:pStyle w:val="ImagenseFontes"/>
+        <w:ind w:firstLine="0"/>
+      </w:pPr>
+    </w:p>
+    <w:p>
+      <w:pPr>
+        <w:pStyle w:val="ImagenseFontes"/>
+        <w:ind w:firstLine="0"/>
+      </w:pPr>
+    </w:p>
+    <w:p>
+      <w:pPr>
+        <w:pStyle w:val="ImagenseFontes"/>
+        <w:ind w:firstLine="0"/>
+      </w:pPr>
+    </w:p>
+    <w:p>
+      <w:pPr>
+        <w:pStyle w:val="ImagenseFontes"/>
+        <w:ind w:firstLine="0"/>
+      </w:pPr>
+    </w:p>
+    <w:p>
+      <w:pPr>
+        <w:pStyle w:val="ImagenseFontes"/>
+        <w:ind w:firstLine="0"/>
+      </w:pPr>
+    </w:p>
+    <w:p>
+      <w:pPr>
+        <w:pStyle w:val="ImagenseFontes"/>
+        <w:ind w:firstLine="0"/>
+      </w:pPr>
+    </w:p>
+    <w:p>
+      <w:pPr>
+        <w:pStyle w:val="ImagenseFontes"/>
+        <w:ind w:firstLine="0"/>
+      </w:pPr>
+    </w:p>
+    <w:p>
+      <w:pPr>
+        <w:pStyle w:val="ImagenseFontes"/>
+        <w:ind w:firstLine="0"/>
+      </w:pPr>
+    </w:p>
+    <w:p>
+      <w:pPr>
+        <w:pStyle w:val="ImagenseFontes"/>
+        <w:ind w:firstLine="0"/>
+      </w:pPr>
     </w:p>
     <w:p>
       <w:pPr>
@@ -5079,6 +5355,7 @@
       </w:pPr>
       <w:bookmarkStart w:id="21" w:name="_Toc237600833"/>
       <w:r>
+        <w:lastRenderedPageBreak/>
         <w:t xml:space="preserve">Quadro </w:t>
       </w:r>
       <w:r>
@@ -5112,7 +5389,7 @@
       </w:tblPr>
       <w:tblGrid>
         <w:gridCol w:w="6528"/>
-        <w:gridCol w:w="1339"/>
+        <w:gridCol w:w="2162"/>
       </w:tblGrid>
       <w:tr>
         <w:trPr>
@@ -5232,7 +5509,6 @@
               <w:rPr>
                 <w:noProof/>
               </w:rPr>
-              <w:lastRenderedPageBreak/>
               <w:t>S</w:t>
             </w:r>
             <w:r>
@@ -5577,6 +5853,7 @@
               </w:rPr>
             </w:pPr>
             <w:r>
+              <w:lastRenderedPageBreak/>
               <w:t>Tristeza ao se despedir das pessoas e do país que marcou a experiência.</w:t>
             </w:r>
           </w:p>
@@ -5629,9 +5906,8 @@
       <w:pPr>
         <w:pStyle w:val="Ttulo2"/>
       </w:pPr>
-      <w:bookmarkStart w:id="23" w:name="_Toc237602153"/>
-      <w:r>
-        <w:lastRenderedPageBreak/>
+      <w:bookmarkStart w:id="23" w:name="_Toc237855978"/>
+      <w:r>
         <w:t>Pesquisa de Campo</w:t>
       </w:r>
       <w:bookmarkEnd w:id="23"/>
@@ -5671,8 +5947,9 @@
         <w:pStyle w:val="Legenda"/>
         <w:keepNext/>
       </w:pPr>
-      <w:bookmarkStart w:id="24" w:name="_Toc226613243"/>
-      <w:r>
+      <w:bookmarkStart w:id="24" w:name="_Toc237850286"/>
+      <w:r>
+        <w:lastRenderedPageBreak/>
         <w:t>Gr</w:t>
       </w:r>
       <w:r>
@@ -5748,96 +6025,7 @@
     <w:p>
       <w:pPr>
         <w:pStyle w:val="Legenda"/>
-      </w:pPr>
-    </w:p>
-    <w:p>
-      <w:pPr>
-        <w:pStyle w:val="Legenda"/>
-      </w:pPr>
-    </w:p>
-    <w:p>
-      <w:pPr>
-        <w:pStyle w:val="Legenda"/>
-      </w:pPr>
-    </w:p>
-    <w:p>
-      <w:pPr>
-        <w:pStyle w:val="Legenda"/>
-      </w:pPr>
-    </w:p>
-    <w:p>
-      <w:pPr>
-        <w:pStyle w:val="Legenda"/>
-      </w:pPr>
-    </w:p>
-    <w:p>
-      <w:pPr>
-        <w:pStyle w:val="Legenda"/>
-      </w:pPr>
-    </w:p>
-    <w:p>
-      <w:pPr>
-        <w:pStyle w:val="Legenda"/>
-      </w:pPr>
-    </w:p>
-    <w:p>
-      <w:pPr>
-        <w:pStyle w:val="Legenda"/>
-      </w:pPr>
-    </w:p>
-    <w:p>
-      <w:pPr>
-        <w:pStyle w:val="Legenda"/>
-      </w:pPr>
-    </w:p>
-    <w:p>
-      <w:pPr>
-        <w:pStyle w:val="Legenda"/>
-      </w:pPr>
-    </w:p>
-    <w:p>
-      <w:pPr>
-        <w:pStyle w:val="Legenda"/>
-      </w:pPr>
-    </w:p>
-    <w:p>
-      <w:pPr>
-        <w:pStyle w:val="Legenda"/>
-      </w:pPr>
-    </w:p>
-    <w:p>
-      <w:pPr>
-        <w:pStyle w:val="Legenda"/>
-      </w:pPr>
-    </w:p>
-    <w:p>
-      <w:pPr>
-        <w:pStyle w:val="Legenda"/>
-      </w:pPr>
-    </w:p>
-    <w:p>
-      <w:pPr>
-        <w:pStyle w:val="Legenda"/>
-      </w:pPr>
-    </w:p>
-    <w:p>
-      <w:pPr>
-        <w:pStyle w:val="Legenda"/>
-      </w:pPr>
-    </w:p>
-    <w:p>
-      <w:pPr>
-        <w:pStyle w:val="Legenda"/>
-      </w:pPr>
-    </w:p>
-    <w:p>
-      <w:pPr>
-        <w:pStyle w:val="Legenda"/>
-      </w:pPr>
-    </w:p>
-    <w:p>
-      <w:pPr>
-        <w:pStyle w:val="Legenda"/>
+        <w:spacing w:after="240"/>
       </w:pPr>
       <w:r>
         <w:t>Fonte</w:t>
@@ -5865,7 +6053,9 @@
         <w:pStyle w:val="Legenda"/>
         <w:keepNext/>
       </w:pPr>
-      <w:r>
+      <w:bookmarkStart w:id="25" w:name="_Toc237850287"/>
+      <w:r>
+        <w:lastRenderedPageBreak/>
         <w:t>Gr</w:t>
       </w:r>
       <w:r>
@@ -5898,6 +6088,7 @@
       <w:r>
         <w:t>Aspectos importantes em uma plataforma de intercâmbio</w:t>
       </w:r>
+      <w:bookmarkEnd w:id="25"/>
     </w:p>
     <w:p>
       <w:pPr>
@@ -6003,16 +6194,7 @@
         </w:drawing>
       </w:r>
       <w:r>
-        <w:t xml:space="preserve">Gráfico </w:t>
-      </w:r>
-      <w:r>
-        <w:t>3</w:t>
-      </w:r>
-      <w:r>
-        <w:t xml:space="preserve">: </w:t>
-      </w:r>
-      <w:r>
-        <w:t>As pessoas já fizeram intercâmbio antes?</w:t>
+        <w:t>Gráfico 3: As pessoas já fizeram intercâmbio antes?</w:t>
       </w:r>
     </w:p>
     <w:p>
@@ -6314,19 +6496,7 @@
         <w:keepNext/>
       </w:pPr>
       <w:r>
-        <w:t xml:space="preserve">Gráfico </w:t>
-      </w:r>
-      <w:r>
-        <w:t>4</w:t>
-      </w:r>
-      <w:r>
-        <w:t xml:space="preserve">: As pessoas </w:t>
-      </w:r>
-      <w:r>
-        <w:t>tem em fazer</w:t>
-      </w:r>
-      <w:r>
-        <w:t xml:space="preserve"> intercâmbio?</w:t>
+        <w:t>Gráfico 4: As pessoas tem em fazer intercâmbio?</w:t>
       </w:r>
     </w:p>
     <w:p>
@@ -6940,34 +7110,7 @@
           <w:szCs w:val="20"/>
         </w:rPr>
         <w:lastRenderedPageBreak/>
-        <w:t xml:space="preserve">Gráfico </w:t>
-      </w:r>
-      <w:r>
-        <w:rPr>
-          <w:b/>
-          <w:bCs/>
-          <w:sz w:val="20"/>
-          <w:szCs w:val="20"/>
-        </w:rPr>
-        <w:t>7</w:t>
-      </w:r>
-      <w:r>
-        <w:rPr>
-          <w:b/>
-          <w:bCs/>
-          <w:sz w:val="20"/>
-          <w:szCs w:val="20"/>
-        </w:rPr>
-        <w:t xml:space="preserve">: </w:t>
-      </w:r>
-      <w:r>
-        <w:rPr>
-          <w:b/>
-          <w:bCs/>
-          <w:sz w:val="20"/>
-          <w:szCs w:val="20"/>
-        </w:rPr>
-        <w:t>Orçamento mensal</w:t>
+        <w:t>Gráfico 7: Orçamento mensal</w:t>
       </w:r>
     </w:p>
     <w:p>
@@ -7112,25 +7255,7 @@
           <w:sz w:val="20"/>
           <w:szCs w:val="20"/>
         </w:rPr>
-        <w:t xml:space="preserve">Gráfico </w:t>
-      </w:r>
-      <w:r>
-        <w:rPr>
-          <w:b/>
-          <w:bCs/>
-          <w:sz w:val="20"/>
-          <w:szCs w:val="20"/>
-        </w:rPr>
-        <w:t>8</w:t>
-      </w:r>
-      <w:r>
-        <w:rPr>
-          <w:b/>
-          <w:bCs/>
-          <w:sz w:val="20"/>
-          <w:szCs w:val="20"/>
-        </w:rPr>
-        <w:t xml:space="preserve">: </w:t>
+        <w:t xml:space="preserve">Gráfico 8: </w:t>
       </w:r>
       <w:r>
         <w:rPr>
@@ -7290,34 +7415,7 @@
           <w:szCs w:val="20"/>
         </w:rPr>
         <w:lastRenderedPageBreak/>
-        <w:t xml:space="preserve">Gráfico </w:t>
-      </w:r>
-      <w:r>
-        <w:rPr>
-          <w:b/>
-          <w:bCs/>
-          <w:sz w:val="20"/>
-          <w:szCs w:val="20"/>
-        </w:rPr>
-        <w:t>9</w:t>
-      </w:r>
-      <w:r>
-        <w:rPr>
-          <w:b/>
-          <w:bCs/>
-          <w:sz w:val="20"/>
-          <w:szCs w:val="20"/>
-        </w:rPr>
-        <w:t xml:space="preserve">: </w:t>
-      </w:r>
-      <w:r>
-        <w:rPr>
-          <w:b/>
-          <w:bCs/>
-          <w:sz w:val="20"/>
-          <w:szCs w:val="20"/>
-        </w:rPr>
-        <w:t>Aspectos importantes na plataforma</w:t>
+        <w:t>Gráfico 9: Aspectos importantes na plataforma</w:t>
       </w:r>
     </w:p>
     <w:p>
@@ -7486,34 +7584,7 @@
           <w:szCs w:val="20"/>
         </w:rPr>
         <w:lastRenderedPageBreak/>
-        <w:t xml:space="preserve">Gráfico </w:t>
-      </w:r>
-      <w:r>
-        <w:rPr>
-          <w:b/>
-          <w:bCs/>
-          <w:sz w:val="20"/>
-          <w:szCs w:val="20"/>
-        </w:rPr>
-        <w:t>10</w:t>
-      </w:r>
-      <w:r>
-        <w:rPr>
-          <w:b/>
-          <w:bCs/>
-          <w:sz w:val="20"/>
-          <w:szCs w:val="20"/>
-        </w:rPr>
-        <w:t xml:space="preserve">: </w:t>
-      </w:r>
-      <w:r>
-        <w:rPr>
-          <w:b/>
-          <w:bCs/>
-          <w:sz w:val="20"/>
-          <w:szCs w:val="20"/>
-        </w:rPr>
-        <w:t>A plataforma seria útil?</w:t>
+        <w:t>Gráfico 10: A plataforma seria útil?</w:t>
       </w:r>
     </w:p>
     <w:p>
@@ -7627,34 +7698,7 @@
           <w:szCs w:val="20"/>
         </w:rPr>
         <w:lastRenderedPageBreak/>
-        <w:t>Gráfico 1</w:t>
-      </w:r>
-      <w:r>
-        <w:rPr>
-          <w:b/>
-          <w:bCs/>
-          <w:sz w:val="20"/>
-          <w:szCs w:val="20"/>
-        </w:rPr>
-        <w:t>1</w:t>
-      </w:r>
-      <w:r>
-        <w:rPr>
-          <w:b/>
-          <w:bCs/>
-          <w:sz w:val="20"/>
-          <w:szCs w:val="20"/>
-        </w:rPr>
-        <w:t xml:space="preserve">: </w:t>
-      </w:r>
-      <w:r>
-        <w:rPr>
-          <w:b/>
-          <w:bCs/>
-          <w:sz w:val="20"/>
-          <w:szCs w:val="20"/>
-        </w:rPr>
-        <w:t>O que faria as pessoas confiarem na plataforma?</w:t>
+        <w:t>Gráfico 11: O que faria as pessoas confiarem na plataforma?</w:t>
       </w:r>
     </w:p>
     <w:p>
@@ -7790,24 +7834,24 @@
       <w:pPr>
         <w:pStyle w:val="Ttulo1"/>
       </w:pPr>
-      <w:bookmarkStart w:id="25" w:name="_Toc237602154"/>
+      <w:bookmarkStart w:id="26" w:name="_Toc237855979"/>
       <w:r>
         <w:t>ANÁLISE E SÍNTESE</w:t>
       </w:r>
-      <w:bookmarkEnd w:id="25"/>
+      <w:bookmarkEnd w:id="26"/>
     </w:p>
     <w:p>
       <w:pPr>
         <w:pStyle w:val="Ttulo2"/>
       </w:pPr>
-      <w:bookmarkStart w:id="26" w:name="_Toc237602155"/>
+      <w:bookmarkStart w:id="27" w:name="_Toc237855980"/>
       <w:r>
         <w:t>Person</w:t>
       </w:r>
       <w:r>
         <w:t>a</w:t>
       </w:r>
-      <w:bookmarkEnd w:id="26"/>
+      <w:bookmarkEnd w:id="27"/>
     </w:p>
     <w:p>
       <w:pPr>
@@ -7822,7 +7866,7 @@
         <w:pStyle w:val="Legenda"/>
         <w:keepNext/>
       </w:pPr>
-      <w:bookmarkStart w:id="27" w:name="_Toc232412743"/>
+      <w:bookmarkStart w:id="28" w:name="_Toc237855943"/>
       <w:r>
         <w:t xml:space="preserve">Figura </w:t>
       </w:r>
@@ -7847,7 +7891,7 @@
       <w:r>
         <w:t>: Personas</w:t>
       </w:r>
-      <w:bookmarkEnd w:id="27"/>
+      <w:bookmarkEnd w:id="28"/>
     </w:p>
     <w:p>
       <w:pPr>
@@ -8057,6 +8101,7 @@
         <w:rPr>
           <w:noProof/>
         </w:rPr>
+        <w:lastRenderedPageBreak/>
         <w:drawing>
           <wp:anchor distT="0" distB="0" distL="114300" distR="114300" simplePos="0" relativeHeight="251662848" behindDoc="0" locked="0" layoutInCell="1" allowOverlap="1" wp14:anchorId="29FCDCB4" wp14:editId="4BE6CAD3">
             <wp:simplePos x="0" y="0"/>
@@ -8115,22 +8160,22 @@
       <w:r>
         <w:br w:type="page"/>
       </w:r>
-      <w:bookmarkStart w:id="28" w:name="_Toc237602156"/>
+      <w:bookmarkStart w:id="29" w:name="_Toc237855981"/>
       <w:r>
         <w:lastRenderedPageBreak/>
         <w:t>IDEAÇÃO</w:t>
       </w:r>
-      <w:bookmarkEnd w:id="28"/>
+      <w:bookmarkEnd w:id="29"/>
     </w:p>
     <w:p>
       <w:pPr>
         <w:pStyle w:val="Ttulo2"/>
       </w:pPr>
-      <w:bookmarkStart w:id="29" w:name="_Toc237602157"/>
+      <w:bookmarkStart w:id="30" w:name="_Toc237855982"/>
       <w:r>
         <w:t>Cardápio de Ideias</w:t>
       </w:r>
-      <w:bookmarkEnd w:id="29"/>
+      <w:bookmarkEnd w:id="30"/>
     </w:p>
     <w:tbl>
       <w:tblPr>
@@ -8671,10 +8716,12 @@
       <w:pPr>
         <w:pStyle w:val="Ttulo2"/>
       </w:pPr>
+      <w:bookmarkStart w:id="31" w:name="_Toc237855983"/>
       <w:r>
         <w:lastRenderedPageBreak/>
         <w:t>Brainstorm</w:t>
       </w:r>
+      <w:bookmarkEnd w:id="31"/>
     </w:p>
     <w:p>
       <w:r>
@@ -8757,10 +8804,12 @@
       <w:pPr>
         <w:pStyle w:val="Ttulo2"/>
       </w:pPr>
+      <w:bookmarkStart w:id="32" w:name="_Toc237855984"/>
       <w:r>
         <w:lastRenderedPageBreak/>
         <w:t>Golden Circle</w:t>
       </w:r>
+      <w:bookmarkEnd w:id="32"/>
     </w:p>
     <w:p>
       <w:r>
@@ -8857,21 +8906,21 @@
       <w:pPr>
         <w:pStyle w:val="Ttulo1"/>
       </w:pPr>
-      <w:bookmarkStart w:id="30" w:name="_Toc237602158"/>
+      <w:bookmarkStart w:id="33" w:name="_Toc237855985"/>
       <w:r>
         <w:t>ASPECTOS ESTRATÉGICOS</w:t>
       </w:r>
-      <w:bookmarkEnd w:id="30"/>
+      <w:bookmarkEnd w:id="33"/>
     </w:p>
     <w:p>
       <w:pPr>
         <w:pStyle w:val="Ttulo2"/>
       </w:pPr>
-      <w:bookmarkStart w:id="31" w:name="_Toc237602159"/>
+      <w:bookmarkStart w:id="34" w:name="_Toc237855986"/>
       <w:r>
         <w:t>Planejamento Financeiro</w:t>
       </w:r>
-      <w:bookmarkEnd w:id="31"/>
+      <w:bookmarkEnd w:id="34"/>
     </w:p>
     <w:p>
       <w:pPr>
@@ -8881,7 +8930,7 @@
           <w:vertAlign w:val="subscript"/>
         </w:rPr>
       </w:pPr>
-      <w:bookmarkStart w:id="32" w:name="_Toc226613252"/>
+      <w:bookmarkStart w:id="35" w:name="_Toc237855946"/>
       <w:r>
         <w:t xml:space="preserve">Tabela </w:t>
       </w:r>
@@ -8909,7 +8958,7 @@
         </w:rPr>
         <w:t>: Pacotes</w:t>
       </w:r>
-      <w:bookmarkEnd w:id="32"/>
+      <w:bookmarkEnd w:id="35"/>
     </w:p>
     <w:tbl>
       <w:tblPr>
@@ -9080,11 +9129,11 @@
         </w:numPr>
         <w:ind w:left="709" w:hanging="709"/>
       </w:pPr>
-      <w:bookmarkStart w:id="33" w:name="_Toc237602160"/>
+      <w:bookmarkStart w:id="36" w:name="_Toc237855987"/>
       <w:r>
         <w:t>REFERÊNCIAS</w:t>
       </w:r>
-      <w:bookmarkEnd w:id="33"/>
+      <w:bookmarkEnd w:id="36"/>
     </w:p>
     <w:p>
       <w:pPr>
@@ -11282,6 +11331,7 @@
   <w:style w:type="character" w:default="1" w:styleId="Fontepargpadro">
     <w:name w:val="Default Paragraph Font"/>
     <w:uiPriority w:val="1"/>
+    <w:semiHidden/>
     <w:unhideWhenUsed/>
   </w:style>
   <w:style w:type="table" w:default="1" w:styleId="Tabelanormal">
